--- a/subjects/subject_words/java03_es_subject.docx
+++ b/subjects/subject_words/java03_es_subject.docx
@@ -430,7 +430,7 @@
           </mc:Choice>
           <mc:Fallback>
             <w:pict>
-              <v:shape w14:anchorId="34D2FC9B" id="Graphic 3" o:spid="_x0000_s1026" style="position:absolute;margin-left:86.45pt;margin-top:20.05pt;width:476.5pt;height:25.2pt;z-index:-15728640;visibility:visible;mso-wrap-style:square;mso-wrap-distance-left:0;mso-wrap-distance-top:0;mso-wrap-distance-right:0;mso-wrap-distance-bottom:0;mso-position-horizontal:absolute;mso-position-horizontal-relative:page;mso-position-vertical:absolute;mso-position-vertical-relative:text;v-text-anchor:top" coordsize="6051550,320040" o:gfxdata="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" path="m6051397,l5594197,,,12,,18605r5594197,l5594197,320040r457200,l6051397,xe" fillcolor="black" stroked="f">
+              <v:shape w14:anchorId="48BCE791" id="Graphic 3" o:spid="_x0000_s1026" style="position:absolute;margin-left:86.45pt;margin-top:20.05pt;width:476.5pt;height:25.2pt;z-index:-15728640;visibility:visible;mso-wrap-style:square;mso-wrap-distance-left:0;mso-wrap-distance-top:0;mso-wrap-distance-right:0;mso-wrap-distance-bottom:0;mso-position-horizontal:absolute;mso-position-horizontal-relative:page;mso-position-vertical:absolute;mso-position-vertical-relative:text;v-text-anchor:top" coordsize="6051550,320040" o:gfxdata="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" path="m6051397,l5594197,,,12,,18605r5594197,l5594197,320040r457200,l6051397,xe" fillcolor="black" stroked="f">
                 <v:path arrowok="t"/>
                 <w10:wrap type="topAndBottom" anchorx="page"/>
               </v:shape>
@@ -5442,7 +5442,7 @@
           </mc:Choice>
           <mc:Fallback>
             <w:pict>
-              <v:group w14:anchorId="66F82000" id="Group 6" o:spid="_x0000_s1026" style="width:442.05pt;height:1.6pt;mso-position-horizontal-relative:char;mso-position-vertical-relative:line" coordsize="56140,203" o:gfxdata="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">
+              <v:group w14:anchorId="07E8F1FE" id="Group 6" o:spid="_x0000_s1026" style="width:442.05pt;height:1.6pt;mso-position-horizontal-relative:char;mso-position-vertical-relative:line" coordsize="56140,203" o:gfxdata="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">
                 <v:shape id="Graphic 7" o:spid="_x0000_s1027" style="position:absolute;width:56127;height:196;visibility:visible;mso-wrap-style:square;v-text-anchor:top" coordsize="5612765,19685" o:gfxdata="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" path="m5612765,l,,,19685r5612765,l5612765,xe" fillcolor="#9f9f9f" stroked="f">
                   <v:path arrowok="t"/>
                 </v:shape>
@@ -12024,7 +12024,7 @@
           </mc:Choice>
           <mc:Fallback>
             <w:pict>
-              <v:group w14:anchorId="2742B116" id="Group 15" o:spid="_x0000_s1026" style="width:442.05pt;height:1.6pt;mso-position-horizontal-relative:char;mso-position-vertical-relative:line" coordsize="56140,203" o:gfxdata="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">
+              <v:group w14:anchorId="3A97CBB1" id="Group 15" o:spid="_x0000_s1026" style="width:442.05pt;height:1.6pt;mso-position-horizontal-relative:char;mso-position-vertical-relative:line" coordsize="56140,203" o:gfxdata="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">
                 <v:shape id="Graphic 16" o:spid="_x0000_s1027" style="position:absolute;width:56127;height:196;visibility:visible;mso-wrap-style:square;v-text-anchor:top" coordsize="5612765,19685" o:gfxdata="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" path="m5612765,l,,,19685r5612765,l5612765,xe" fillcolor="#9f9f9f" stroked="f">
                   <v:path arrowok="t"/>
                 </v:shape>
@@ -22945,7 +22945,7 @@
           </mc:Choice>
           <mc:Fallback>
             <w:pict>
-              <v:group w14:anchorId="6D3BB4AE" id="Group 30" o:spid="_x0000_s1026" style="position:absolute;margin-left:71.85pt;margin-top:23.05pt;width:442.05pt;height:1.65pt;z-index:-251663872;mso-wrap-distance-left:0;mso-wrap-distance-right:0;mso-position-horizontal-relative:page" coordsize="56140,209" o:gfxdata="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">
+              <v:group w14:anchorId="75102005" id="Group 30" o:spid="_x0000_s1026" style="position:absolute;margin-left:71.85pt;margin-top:23.05pt;width:442.05pt;height:1.65pt;z-index:-251663872;mso-wrap-distance-left:0;mso-wrap-distance-right:0;mso-position-horizontal-relative:page" coordsize="56140,209" o:gfxdata="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">
                 <v:shape id="Graphic 31" o:spid="_x0000_s1027" style="position:absolute;width:56127;height:196;visibility:visible;mso-wrap-style:square;v-text-anchor:top" coordsize="5612765,19685" o:gfxdata="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" path="m5612765,l,,,19685r5612765,l5612765,xe" fillcolor="#9f9f9f" stroked="f">
                   <v:path arrowok="t"/>
                 </v:shape>
@@ -34007,6 +34007,7 @@
           <w:szCs w:val="24"/>
         </w:rPr>
       </w:pPr>
+      <w:bookmarkStart w:id="23" w:name="_Hlk234146314"/>
       <w:r>
         <w:rPr>
           <w:sz w:val="20"/>
@@ -34038,7 +34039,7 @@
         <mc:AlternateContent>
           <mc:Choice Requires="wps">
             <w:drawing>
-              <wp:anchor distT="0" distB="0" distL="114300" distR="114300" simplePos="0" relativeHeight="251664896" behindDoc="0" locked="0" layoutInCell="1" allowOverlap="1" wp14:anchorId="7CBDD47A" wp14:editId="72E4D886">
+              <wp:anchor distT="0" distB="0" distL="114300" distR="114300" simplePos="0" relativeHeight="251663872" behindDoc="0" locked="0" layoutInCell="1" allowOverlap="1" wp14:anchorId="7CBDD47A" wp14:editId="72E4D886">
                 <wp:simplePos x="0" y="0"/>
                 <wp:positionH relativeFrom="margin">
                   <wp:posOffset>395577</wp:posOffset>
@@ -34240,7 +34241,7 @@
           </mc:Choice>
           <mc:Fallback>
             <w:pict>
-              <v:rect w14:anchorId="7CBDD47A" id="_x0000_s1033" style="position:absolute;left:0;text-align:left;margin-left:31.15pt;margin-top:6.25pt;width:451.4pt;height:156.5pt;z-index:251664896;visibility:visible;mso-wrap-style:square;mso-width-percent:0;mso-height-percent:0;mso-wrap-distance-left:9pt;mso-wrap-distance-top:0;mso-wrap-distance-right:9pt;mso-wrap-distance-bottom:0;mso-position-horizontal:absolute;mso-position-horizontal-relative:margin;mso-position-vertical:absolute;mso-position-vertical-relative:text;mso-width-percent:0;mso-height-percent:0;mso-width-relative:margin;mso-height-relative:margin;v-text-anchor:middle" o:gfxdata="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" fillcolor="black [3213]" strokecolor="black [3213]" strokeweight="2pt">
+              <v:rect w14:anchorId="7CBDD47A" id="_x0000_s1033" style="position:absolute;left:0;text-align:left;margin-left:31.15pt;margin-top:6.25pt;width:451.4pt;height:156.5pt;z-index:251663872;visibility:visible;mso-wrap-style:square;mso-width-percent:0;mso-height-percent:0;mso-wrap-distance-left:9pt;mso-wrap-distance-top:0;mso-wrap-distance-right:9pt;mso-wrap-distance-bottom:0;mso-position-horizontal:absolute;mso-position-horizontal-relative:margin;mso-position-vertical:absolute;mso-position-vertical-relative:text;mso-width-percent:0;mso-height-percent:0;mso-width-relative:margin;mso-height-relative:margin;v-text-anchor:middle" o:gfxdata="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" fillcolor="black [3213]" strokecolor="black [3213]" strokeweight="2pt">
                 <v:textbox>
                   <w:txbxContent>
                     <w:p>
@@ -34379,6 +34380,7 @@
           </mc:Fallback>
         </mc:AlternateContent>
       </w:r>
+      <w:bookmarkStart w:id="24" w:name="_Hlk234146310"/>
     </w:p>
     <w:p>
       <w:pPr>
@@ -34441,6 +34443,7 @@
         </w:rPr>
       </w:pPr>
     </w:p>
+    <w:bookmarkEnd w:id="23"/>
     <w:p>
       <w:pPr>
         <w:spacing w:before="128" w:line="283" w:lineRule="auto"/>
@@ -34452,6 +34455,7 @@
         </w:rPr>
       </w:pPr>
     </w:p>
+    <w:bookmarkEnd w:id="24"/>
     <w:p>
       <w:pPr>
         <w:pStyle w:val="Textoindependiente"/>
@@ -34471,14 +34475,14 @@
         <w:pStyle w:val="Ttulo1"/>
         <w:ind w:left="0" w:firstLine="622"/>
       </w:pPr>
-      <w:bookmarkStart w:id="23" w:name="_bookmark11"/>
-      <w:bookmarkStart w:id="24" w:name="_Toc234145398"/>
-      <w:bookmarkEnd w:id="23"/>
+      <w:bookmarkStart w:id="25" w:name="_bookmark11"/>
+      <w:bookmarkStart w:id="26" w:name="_Toc234145398"/>
+      <w:bookmarkEnd w:id="25"/>
       <w:r>
         <w:lastRenderedPageBreak/>
         <w:t>Ejecución</w:t>
       </w:r>
-      <w:bookmarkEnd w:id="24"/>
+      <w:bookmarkEnd w:id="26"/>
     </w:p>
     <w:p>
       <w:pPr>
@@ -37339,7 +37343,7 @@
         </mc:Choice>
         <mc:Fallback>
           <w:pict>
-            <v:shape w14:anchorId="2FB4F4ED" id="Graphic 4" o:spid="_x0000_s1026" style="position:absolute;margin-left:86.45pt;margin-top:719.75pt;width:476.5pt;height:25.2pt;z-index:-16070144;visibility:visible;mso-wrap-style:square;mso-wrap-distance-left:0;mso-wrap-distance-top:0;mso-wrap-distance-right:0;mso-wrap-distance-bottom:0;mso-position-horizontal:absolute;mso-position-horizontal-relative:page;mso-position-vertical:absolute;mso-position-vertical-relative:page;v-text-anchor:top" coordsize="6051550,320040" o:gfxdata="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" path="m6051397,l5594197,,,12,,18605r5594197,l5594197,320040r457200,l6051397,xe" fillcolor="black" stroked="f">
+            <v:shape w14:anchorId="7DD8DB38" id="Graphic 4" o:spid="_x0000_s1026" style="position:absolute;margin-left:86.45pt;margin-top:719.75pt;width:476.5pt;height:25.2pt;z-index:-16070144;visibility:visible;mso-wrap-style:square;mso-wrap-distance-left:0;mso-wrap-distance-top:0;mso-wrap-distance-right:0;mso-wrap-distance-bottom:0;mso-position-horizontal:absolute;mso-position-horizontal-relative:page;mso-position-vertical:absolute;mso-position-vertical-relative:page;v-text-anchor:top" coordsize="6051550,320040" o:gfxdata="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" path="m6051397,l5594197,,,12,,18605r5594197,l5594197,320040r457200,l6051397,xe" fillcolor="black" stroked="f">
               <v:path arrowok="t"/>
               <w10:wrap anchorx="page" anchory="page"/>
             </v:shape>
